--- a/public/Guide/VII. MAGI.docx
+++ b/public/Guide/VII. MAGI.docx
@@ -48,10 +48,7 @@
         <w:t>If a MAGI has an in-battle effect, you must look at the VERY bottom of the ability list of that character while in a battle</w:t>
       </w:r>
       <w:r>
-        <w:t xml:space="preserve"> to use it. </w:t>
-      </w:r>
-      <w:r>
-        <w:t>When used, it will grant the effect listed.</w:t>
+        <w:t xml:space="preserve"> to use it. When used, it will grant the effect listed.</w:t>
       </w:r>
     </w:p>
     <w:p>
@@ -87,13 +84,7 @@
         <w:t>attle” effect is stacked ON TOP of the stat boost and immunity when used.  For example, the Power MAGI will boost the strength of the person equipped with it by default, but using it in-battle will stack another 10 points of strength on top of the normal boost (just for the battle it is used in).</w:t>
       </w:r>
       <w:r>
-        <w:t xml:space="preserve"> </w:t>
-      </w:r>
-      <w:r>
-        <w:t>MAGI may boost/tr</w:t>
-      </w:r>
-      <w:r>
-        <w:t>ain stats upon winning a battle as well.</w:t>
+        <w:t xml:space="preserve"> MAGI may boost/train stats upon winning a battle as well.</w:t>
       </w:r>
     </w:p>
     <w:p>
@@ -117,8 +108,6 @@
       <w:r>
         <w:t xml:space="preserve"> MAGI back to the default behavior via the optional patch, refer to the second list further down.</w:t>
       </w:r>
-      <w:bookmarkStart w:id="0" w:name="_GoBack"/>
-      <w:bookmarkEnd w:id="0"/>
     </w:p>
     <w:tbl>
       <w:tblPr>
@@ -1448,8 +1437,17 @@
                 <w:color w:val="000000" w:themeColor="text1"/>
                 <w:sz w:val="16"/>
               </w:rPr>
-              <w:t>+60% evasion for the user in-battle, similar to a shield</w:t>
-            </w:r>
+              <w:t>7</w:t>
+            </w:r>
+            <w:r>
+              <w:rPr>
+                <w:color w:val="000000" w:themeColor="text1"/>
+                <w:sz w:val="16"/>
+              </w:rPr>
+              <w:t>0% evasion for the user in-battle, similar to a shield</w:t>
+            </w:r>
+            <w:bookmarkStart w:id="0" w:name="_GoBack"/>
+            <w:bookmarkEnd w:id="0"/>
           </w:p>
         </w:tc>
       </w:tr>
@@ -7838,133 +7836,133 @@
         <v:path o:extrusionok="f" gradientshapeok="t" o:connecttype="rect"/>
         <o:lock v:ext="edit" aspectratio="t"/>
       </v:shapetype>
-      <v:shape id="_x0000_i1064" type="#_x0000_t75" style="width:12.15pt;height:12.15pt;visibility:visible;mso-wrap-style:square" o:bullet="t">
+      <v:shape id="_x0000_i1045" type="#_x0000_t75" style="width:12.15pt;height:12.15pt;visibility:visible;mso-wrap-style:square" o:bullet="t">
         <v:imagedata r:id="rId1" o:title=""/>
       </v:shape>
     </w:pict>
   </w:numPicBullet>
   <w:numPicBullet w:numPicBulletId="1">
     <w:pict>
-      <v:shape id="_x0000_i1065" type="#_x0000_t75" style="width:12.15pt;height:12.15pt;visibility:visible;mso-wrap-style:square" o:bullet="t">
+      <v:shape id="_x0000_i1046" type="#_x0000_t75" style="width:12.15pt;height:12.15pt;visibility:visible;mso-wrap-style:square" o:bullet="t">
         <v:imagedata r:id="rId2" o:title=""/>
       </v:shape>
     </w:pict>
   </w:numPicBullet>
   <w:numPicBullet w:numPicBulletId="2">
     <w:pict>
-      <v:shape id="_x0000_i1066" type="#_x0000_t75" style="width:12.15pt;height:12.15pt;visibility:visible;mso-wrap-style:square" o:bullet="t">
+      <v:shape id="_x0000_i1047" type="#_x0000_t75" style="width:12.15pt;height:12.15pt;visibility:visible;mso-wrap-style:square" o:bullet="t">
         <v:imagedata r:id="rId3" o:title=""/>
       </v:shape>
     </w:pict>
   </w:numPicBullet>
   <w:numPicBullet w:numPicBulletId="3">
     <w:pict>
-      <v:shape id="_x0000_i1067" type="#_x0000_t75" style="width:12.15pt;height:12.15pt;visibility:visible;mso-wrap-style:square" o:bullet="t">
+      <v:shape id="_x0000_i1048" type="#_x0000_t75" style="width:12.15pt;height:12.15pt;visibility:visible;mso-wrap-style:square" o:bullet="t">
         <v:imagedata r:id="rId4" o:title=""/>
       </v:shape>
     </w:pict>
   </w:numPicBullet>
   <w:numPicBullet w:numPicBulletId="4">
     <w:pict>
-      <v:shape id="_x0000_i1068" type="#_x0000_t75" style="width:6.1pt;height:6.1pt;visibility:visible;mso-wrap-style:square" o:bullet="t">
+      <v:shape id="_x0000_i1049" type="#_x0000_t75" style="width:6.1pt;height:6.1pt;visibility:visible;mso-wrap-style:square" o:bullet="t">
         <v:imagedata r:id="rId5" o:title=""/>
       </v:shape>
     </w:pict>
   </w:numPicBullet>
   <w:numPicBullet w:numPicBulletId="5">
     <w:pict>
-      <v:shape id="_x0000_i1069" type="#_x0000_t75" style="width:6.1pt;height:6.1pt;visibility:visible;mso-wrap-style:square" o:bullet="t">
+      <v:shape id="_x0000_i1050" type="#_x0000_t75" style="width:6.1pt;height:6.1pt;visibility:visible;mso-wrap-style:square" o:bullet="t">
         <v:imagedata r:id="rId6" o:title=""/>
       </v:shape>
     </w:pict>
   </w:numPicBullet>
   <w:numPicBullet w:numPicBulletId="6">
     <w:pict>
-      <v:shape id="_x0000_i1070" type="#_x0000_t75" style="width:6.1pt;height:6.1pt;visibility:visible;mso-wrap-style:square" o:bullet="t">
+      <v:shape id="_x0000_i1051" type="#_x0000_t75" style="width:6.1pt;height:6.1pt;visibility:visible;mso-wrap-style:square" o:bullet="t">
         <v:imagedata r:id="rId7" o:title=""/>
       </v:shape>
     </w:pict>
   </w:numPicBullet>
   <w:numPicBullet w:numPicBulletId="7">
     <w:pict>
-      <v:shape id="_x0000_i1071" type="#_x0000_t75" style="width:6.1pt;height:6.1pt;visibility:visible;mso-wrap-style:square" o:bullet="t">
+      <v:shape id="_x0000_i1052" type="#_x0000_t75" style="width:6.1pt;height:6.1pt;visibility:visible;mso-wrap-style:square" o:bullet="t">
         <v:imagedata r:id="rId8" o:title=""/>
       </v:shape>
     </w:pict>
   </w:numPicBullet>
   <w:numPicBullet w:numPicBulletId="8">
     <w:pict>
-      <v:shape id="_x0000_i1072" type="#_x0000_t75" style="width:6.1pt;height:6.1pt;visibility:visible;mso-wrap-style:square" o:bullet="t">
+      <v:shape id="_x0000_i1053" type="#_x0000_t75" style="width:6.1pt;height:6.1pt;visibility:visible;mso-wrap-style:square" o:bullet="t">
         <v:imagedata r:id="rId9" o:title=""/>
       </v:shape>
     </w:pict>
   </w:numPicBullet>
   <w:numPicBullet w:numPicBulletId="9">
     <w:pict>
-      <v:shape id="_x0000_i1073" type="#_x0000_t75" style="width:6.1pt;height:6.1pt;visibility:visible;mso-wrap-style:square" o:bullet="t">
+      <v:shape id="_x0000_i1054" type="#_x0000_t75" style="width:6.1pt;height:6.1pt;visibility:visible;mso-wrap-style:square" o:bullet="t">
         <v:imagedata r:id="rId10" o:title=""/>
       </v:shape>
     </w:pict>
   </w:numPicBullet>
   <w:numPicBullet w:numPicBulletId="10">
     <w:pict>
-      <v:shape id="_x0000_i1074" type="#_x0000_t75" style="width:6.1pt;height:6.1pt;visibility:visible;mso-wrap-style:square" o:bullet="t">
+      <v:shape id="_x0000_i1055" type="#_x0000_t75" style="width:6.1pt;height:6.1pt;visibility:visible;mso-wrap-style:square" o:bullet="t">
         <v:imagedata r:id="rId11" o:title=""/>
       </v:shape>
     </w:pict>
   </w:numPicBullet>
   <w:numPicBullet w:numPicBulletId="11">
     <w:pict>
-      <v:shape id="_x0000_i1075" type="#_x0000_t75" style="width:6.1pt;height:6.1pt;visibility:visible;mso-wrap-style:square" o:bullet="t">
+      <v:shape id="_x0000_i1056" type="#_x0000_t75" style="width:6.1pt;height:6.1pt;visibility:visible;mso-wrap-style:square" o:bullet="t">
         <v:imagedata r:id="rId12" o:title=""/>
       </v:shape>
     </w:pict>
   </w:numPicBullet>
   <w:numPicBullet w:numPicBulletId="12">
     <w:pict>
-      <v:shape id="_x0000_i1076" type="#_x0000_t75" style="width:6.1pt;height:6.1pt;visibility:visible;mso-wrap-style:square" o:bullet="t">
+      <v:shape id="_x0000_i1057" type="#_x0000_t75" style="width:6.1pt;height:6.1pt;visibility:visible;mso-wrap-style:square" o:bullet="t">
         <v:imagedata r:id="rId13" o:title=""/>
       </v:shape>
     </w:pict>
   </w:numPicBullet>
   <w:numPicBullet w:numPicBulletId="13">
     <w:pict>
-      <v:shape id="_x0000_i1077" type="#_x0000_t75" style="width:6.1pt;height:6.1pt;visibility:visible;mso-wrap-style:square" o:bullet="t">
+      <v:shape id="_x0000_i1058" type="#_x0000_t75" style="width:6.1pt;height:6.1pt;visibility:visible;mso-wrap-style:square" o:bullet="t">
         <v:imagedata r:id="rId14" o:title=""/>
       </v:shape>
     </w:pict>
   </w:numPicBullet>
   <w:numPicBullet w:numPicBulletId="14">
     <w:pict>
-      <v:shape id="_x0000_i1078" type="#_x0000_t75" style="width:6.1pt;height:6.1pt;visibility:visible;mso-wrap-style:square" o:bullet="t">
+      <v:shape id="_x0000_i1059" type="#_x0000_t75" style="width:6.1pt;height:6.1pt;visibility:visible;mso-wrap-style:square" o:bullet="t">
         <v:imagedata r:id="rId15" o:title=""/>
       </v:shape>
     </w:pict>
   </w:numPicBullet>
   <w:numPicBullet w:numPicBulletId="15">
     <w:pict>
-      <v:shape id="_x0000_i1079" type="#_x0000_t75" style="width:6.1pt;height:6.1pt;visibility:visible;mso-wrap-style:square" o:bullet="t">
+      <v:shape id="_x0000_i1060" type="#_x0000_t75" style="width:6.1pt;height:6.1pt;visibility:visible;mso-wrap-style:square" o:bullet="t">
         <v:imagedata r:id="rId16" o:title=""/>
       </v:shape>
     </w:pict>
   </w:numPicBullet>
   <w:numPicBullet w:numPicBulletId="16">
     <w:pict>
-      <v:shape id="_x0000_i1080" type="#_x0000_t75" style="width:6.1pt;height:6.1pt;visibility:visible;mso-wrap-style:square" o:bullet="t">
+      <v:shape id="_x0000_i1061" type="#_x0000_t75" style="width:6.1pt;height:6.1pt;visibility:visible;mso-wrap-style:square" o:bullet="t">
         <v:imagedata r:id="rId17" o:title=""/>
       </v:shape>
     </w:pict>
   </w:numPicBullet>
   <w:numPicBullet w:numPicBulletId="17">
     <w:pict>
-      <v:shape id="_x0000_i1081" type="#_x0000_t75" style="width:6.1pt;height:6.1pt;visibility:visible;mso-wrap-style:square" o:bullet="t">
+      <v:shape id="_x0000_i1062" type="#_x0000_t75" style="width:6.1pt;height:6.1pt;visibility:visible;mso-wrap-style:square" o:bullet="t">
         <v:imagedata r:id="rId18" o:title=""/>
       </v:shape>
     </w:pict>
   </w:numPicBullet>
   <w:numPicBullet w:numPicBulletId="18">
     <w:pict>
-      <v:shape id="_x0000_i1082" type="#_x0000_t75" style="width:6.1pt;height:6.1pt;visibility:visible;mso-wrap-style:square" o:bullet="t">
+      <v:shape id="_x0000_i1063" type="#_x0000_t75" style="width:6.1pt;height:6.1pt;visibility:visible;mso-wrap-style:square" o:bullet="t">
         <v:imagedata r:id="rId19" o:title=""/>
       </v:shape>
     </w:pict>
@@ -21658,7 +21656,7 @@
   <a:extraClrSchemeLst/>
   <a:extLst>
     <a:ext uri="{05A4C25C-085E-4340-85A3-A5531E510DB2}">
-      <thm15:themeFamily xmlns:thm15="http://schemas.microsoft.com/office/thememl/2012/main" xmlns="" name="Office Theme" id="{62F939B6-93AF-4DB8-9C6B-D6C7DFDC589F}" vid="{4A3C46E8-61CC-4603-A589-7422A47A8E4A}"/>
+      <thm15:themeFamily xmlns="" xmlns:thm15="http://schemas.microsoft.com/office/thememl/2012/main" name="Office Theme" id="{62F939B6-93AF-4DB8-9C6B-D6C7DFDC589F}" vid="{4A3C46E8-61CC-4603-A589-7422A47A8E4A}"/>
     </a:ext>
   </a:extLst>
 </a:theme>
@@ -21669,7 +21667,7 @@
 </file>
 
 <file path=customXml/itemProps1.xml><?xml version="1.0" encoding="utf-8"?>
-<ds:datastoreItem xmlns:ds="http://schemas.openxmlformats.org/officeDocument/2006/customXml" ds:itemID="{588BEEA1-504C-4E6B-A17D-D0E5CD9737F7}">
+<ds:datastoreItem xmlns:ds="http://schemas.openxmlformats.org/officeDocument/2006/customXml" ds:itemID="{C7560EFF-7FB3-4EF9-A5C1-BEBC253F4396}">
   <ds:schemaRefs>
     <ds:schemaRef ds:uri="http://schemas.openxmlformats.org/officeDocument/2006/bibliography"/>
   </ds:schemaRefs>
